--- a/en/wisdom-stories/pay-rent-for-the-water.docx
+++ b/en/wisdom-stories/pay-rent-for-the-water.docx
@@ -4,106 +4,57 @@
   <w:body>
     <w:p>
       <w:pPr>
-        <w:spacing w:before="0" w:after="60"/>
-        <w:jc w:val="left"/>
+        <w:pStyle w:val="Title"/>
       </w:pPr>
       <w:r>
-        <w:rPr>
-          <w:rFonts w:ascii="Arial" w:hAnsi="Arial" w:eastAsia="Arial"/>
-          <w:i w:val="0"/>
-          <w:color w:val="000000"/>
-          <w:sz w:val="52"/>
-        </w:rPr>
-        <w:t>Pay rent for water</w:t>
+        <w:t>Rent for the Water</w:t>
+      </w:r>
+    </w:p>
+    <w:p>
+      <w:pPr/>
+      <w:r>
+        <w:t>A man bought a well from a villager. But when he tried to draw water, the seller stopped him. “I sold you the well, not the water.” Unable to settle the dispute, they went before a judge.</w:t>
       </w:r>
     </w:p>
     <w:p>
       <w:pPr>
-        <w:jc w:val="left"/>
+        <w:keepNext/>
       </w:pPr>
       <w:r>
-        <w:rPr>
-          <w:rFonts w:ascii="Arial" w:hAnsi="Arial" w:eastAsia="Arial"/>
-          <w:i w:val="0"/>
-          <w:color w:val="000000"/>
-          <w:sz w:val="22"/>
-        </w:rPr>
-        <w:t>A man buys a well from a villager. When he wants to draw water from the well, the seller does not allow him: “I sold you the well, not the water in the well,” he says. An argument ensues. He says, so does the judge—in the end, they have to go to the judge.</w:t>
+        <w:t>“If the water is yours,” the judge told the seller, “you cannot store it in another man’s well. Take it away or pay him rent.”</w:t>
       </w:r>
     </w:p>
     <w:p>
       <w:pPr>
-        <w:jc w:val="left"/>
+        <w:keepNext/>
+        <w:keepLines/>
+        <w:spacing w:before="160"/>
       </w:pPr>
       <w:r>
         <w:rPr>
-          <w:rFonts w:ascii="Arial" w:hAnsi="Arial" w:eastAsia="Arial"/>
-          <w:i w:val="0"/>
-          <w:color w:val="000000"/>
-          <w:sz w:val="22"/>
+          <w:b/>
         </w:rPr>
-        <w:t>The judge says to the seller: “Since the water is yours, you cannot keep it in someone else’s well! Either take your water and go, or pay rent to the owner of the well for keeping it there.”</w:t>
+        <w:t>Moral:</w:t>
+      </w:r>
+      <w:r>
+        <w:t xml:space="preserve"> Dishonesty can trap the person who practices it. Fair judgment considers both sides of a claim.</w:t>
       </w:r>
     </w:p>
     <w:p>
       <w:pPr>
-        <w:pStyle w:val="Moral"/>
-        <w:keepNext/>
-        <w:keepLines/>
-        <w:widowControl/>
-        <w:spacing w:before="240" w:after="180" w:line="283" w:lineRule="auto"/>
-        <w:ind w:left="240" w:right="240"/>
-        <w:jc w:val="left"/>
-        <w:pBdr>
-          <w:top w:val="single" w:sz="8" w:space="7" w:color="E8D59A"/>
-          <w:left w:val="single" w:sz="32" w:space="11" w:color="C6A23A"/>
-          <w:bottom w:val="single" w:sz="8" w:space="7" w:color="E8D59A"/>
-          <w:right w:val="single" w:sz="8" w:space="11" w:color="E8D59A"/>
-        </w:pBdr>
-        <w:shd w:val="clear" w:color="auto" w:fill="FFF8E1"/>
+        <w:spacing w:after="80"/>
       </w:pPr>
       <w:r>
         <w:rPr>
-          <w:rFonts w:ascii="Arial" w:hAnsi="Arial" w:eastAsia="Arial" w:cs="Arial"/>
-          <w:b/>
-          <w:i w:val="0"/>
-          <w:color w:val="9A7417"/>
-          <w:sz w:val="22"/>
+          <w:i/>
+          <w:sz w:val="18"/>
         </w:rPr>
-        <w:t xml:space="preserve">Moral: </w:t>
-      </w:r>
-      <w:r>
-        <w:rPr>
-          <w:rFonts w:ascii="Arial" w:hAnsi="Arial" w:eastAsia="Arial" w:cs="Arial"/>
-          <w:b w:val="0"/>
-          <w:i w:val="0"/>
-          <w:color w:val="3F3826"/>
-          <w:sz w:val="22"/>
-        </w:rPr>
-        <w:t>He who wants to take his rights by crooked means falls into his own trap. Justice weighs the rights of both parties.</w:t>
-      </w:r>
-    </w:p>
-    <w:p>
-      <w:pPr>
-        <w:keepLines/>
-        <w:widowControl/>
-        <w:spacing w:before="60" w:after="0" w:line="240" w:lineRule="auto"/>
-        <w:jc w:val="right"/>
-      </w:pPr>
-      <w:r>
-        <w:rPr>
-          <w:rFonts w:ascii="Arial" w:hAnsi="Arial" w:eastAsia="Arial" w:cs="Arial"/>
-          <w:b w:val="0"/>
-          <w:i/>
-          <w:color w:val="8A7950"/>
-          <w:sz w:val="17"/>
-        </w:rPr>
-        <w:t>The story was obtained from open Internet sources.</w:t>
+        <w:t>Source: Publicly available internet sources.</w:t>
       </w:r>
     </w:p>
     <w:sectPr>
       <w:pgSz w:w="12240" w:h="15840"/>
-      <w:pgMar w:top="1440" w:right="1440" w:bottom="1440" w:left="1440" w:header="708" w:footer="708" w:gutter="0"/>
+      <w:pgMar w:top="1080" w:right="1224" w:bottom="1080" w:left="1224" w:header="720" w:footer="720" w:gutter="0"/>
       <w:cols w:space="720"/>
       <w:docGrid w:linePitch="360"/>
     </w:sectPr>
@@ -475,12 +426,14 @@
     <w:qFormat/>
     <w:rsid w:val="00FC693F"/>
     <w:pPr>
-      <w:spacing w:before="0" w:after="160" w:line="276" w:lineRule="auto"/>
+      <w:widowControl/>
+      <w:spacing w:after="120" w:line="259" w:lineRule="auto"/>
     </w:pPr>
     <w:rPr>
-      <w:rFonts w:ascii="Arial" w:hAnsi="Arial" w:eastAsia="Arial"/>
+      <w:rFonts w:ascii="Arial" w:hAnsi="Arial"/>
       <w:color w:val="000000"/>
       <w:sz w:val="22"/>
+      <w:lang w:val="en-US"/>
     </w:rPr>
   </w:style>
   <w:style w:type="paragraph" w:styleId="Header">
@@ -824,18 +777,17 @@
     <w:qFormat/>
     <w:rsid w:val="00FC693F"/>
     <w:pPr>
-      <w:pBdr>
-        <w:bottom w:val="single" w:sz="8" w:space="4" w:color="4F81BD" w:themeColor="accent1"/>
-      </w:pBdr>
-      <w:spacing w:after="300" w:line="240" w:lineRule="auto"/>
+      <w:keepNext/>
+      <w:spacing w:after="280" w:line="240" w:lineRule="auto"/>
       <w:contextualSpacing/>
     </w:pPr>
     <w:rPr>
-      <w:rFonts w:asciiTheme="majorHAnsi" w:eastAsiaTheme="majorEastAsia" w:hAnsiTheme="majorHAnsi" w:cstheme="majorBidi"/>
-      <w:color w:val="17365D" w:themeColor="text2" w:themeShade="BF"/>
+      <w:rFonts w:asciiTheme="majorHAnsi" w:eastAsiaTheme="majorEastAsia" w:hAnsiTheme="majorHAnsi" w:cstheme="majorBidi" w:ascii="Arial" w:hAnsi="Arial"/>
+      <w:b/>
+      <w:color w:val="000000"/>
       <w:spacing w:val="5"/>
       <w:kern w:val="28"/>
-      <w:sz w:val="52"/>
+      <w:sz w:val="34"/>
       <w:szCs w:val="52"/>
     </w:rPr>
   </w:style>
@@ -1311,9 +1263,6 @@
     <w:qFormat/>
     <w:rsid w:val="00FC693F"/>
     <w:pPr>
-      <w:pBdr>
-        <w:bottom w:val="single" w:sz="4" w:space="4" w:color="4F81BD" w:themeColor="accent1"/>
-      </w:pBdr>
       <w:spacing w:before="200" w:after="280"/>
       <w:ind w:left="936" w:right="936"/>
     </w:pPr>
@@ -12164,18 +12113,6 @@
         <w:shd w:val="clear" w:color="auto" w:fill="FBCAA2" w:themeFill="accent6" w:themeFillTint="7F"/>
       </w:tcPr>
     </w:tblStylePr>
-  </w:style>
-  <w:style w:type="paragraph" w:customStyle="1" w:styleId="Moral">
-    <w:name w:val="Moral"/>
-    <w:basedOn w:val="Normal"/>
-    <w:pPr>
-      <w:spacing w:before="160" w:after="0" w:line="276" w:lineRule="auto"/>
-    </w:pPr>
-    <w:rPr>
-      <w:rFonts w:ascii="Arial" w:hAnsi="Arial" w:eastAsia="Arial"/>
-      <w:i/>
-      <w:sz w:val="22"/>
-    </w:rPr>
   </w:style>
 </w:styles>
 </file>
